--- a/public/pitch/MyFlove_Investor_Pitch_3min_EN.docx
+++ b/public/pitch/MyFlove_Investor_Pitch_3min_EN.docx
@@ -4,647 +4,1407 @@
   <w:body>
     <w:p>
       <w:pPr>
-        <w:spacing w:after="0" w:before="0"/>
+        <w:pStyle w:val="Title"/>
         <w:jc w:val="center"/>
       </w:pPr>
       <w:r>
-        <w:drawing>
-          <wp:inline xmlns:a="http://schemas.openxmlformats.org/drawingml/2006/main" xmlns:pic="http://schemas.openxmlformats.org/drawingml/2006/picture">
-            <wp:extent cx="8924544" cy="5019160"/>
-            <wp:docPr id="1" name="Picture 1"/>
-            <wp:cNvGraphicFramePr>
-              <a:graphicFrameLocks noChangeAspect="1"/>
-            </wp:cNvGraphicFramePr>
-            <a:graphic>
-              <a:graphicData uri="http://schemas.openxmlformats.org/drawingml/2006/picture">
-                <pic:pic>
-                  <pic:nvPicPr>
-                    <pic:cNvPr id="0" name="page-01.jpg"/>
-                    <pic:cNvPicPr/>
-                  </pic:nvPicPr>
-                  <pic:blipFill>
-                    <a:blip r:embed="rId9"/>
-                    <a:stretch>
-                      <a:fillRect/>
-                    </a:stretch>
-                  </pic:blipFill>
-                  <pic:spPr>
-                    <a:xfrm>
-                      <a:off x="0" y="0"/>
-                      <a:ext cx="8924544" cy="5019160"/>
-                    </a:xfrm>
-                    <a:prstGeom prst="rect"/>
-                  </pic:spPr>
-                </pic:pic>
-              </a:graphicData>
-            </a:graphic>
-          </wp:inline>
-        </w:drawing>
+        <w:t>MyFlove Investor Pitch 5.0</w:t>
       </w:r>
     </w:p>
     <w:p>
       <w:pPr>
-        <w:sectPr>
-          <w:pgSz w:w="14400" w:h="8100"/>
-          <w:pgMar w:top="173" w:right="173" w:bottom="173" w:left="173" w:header="720" w:footer="720" w:gutter="0"/>
-          <w:cols w:space="720"/>
-          <w:docGrid w:linePitch="360"/>
-        </w:sectPr>
-      </w:pPr>
-    </w:p>
-    <w:p>
-      <w:pPr>
-        <w:spacing w:after="0" w:before="0"/>
         <w:jc w:val="center"/>
       </w:pPr>
       <w:r>
-        <w:drawing>
-          <wp:inline xmlns:a="http://schemas.openxmlformats.org/drawingml/2006/main" xmlns:pic="http://schemas.openxmlformats.org/drawingml/2006/picture">
-            <wp:extent cx="8924544" cy="5019160"/>
-            <wp:docPr id="2" name="Picture 2"/>
-            <wp:cNvGraphicFramePr>
-              <a:graphicFrameLocks noChangeAspect="1"/>
-            </wp:cNvGraphicFramePr>
-            <a:graphic>
-              <a:graphicData uri="http://schemas.openxmlformats.org/drawingml/2006/picture">
-                <pic:pic>
-                  <pic:nvPicPr>
-                    <pic:cNvPr id="0" name="page-02.jpg"/>
-                    <pic:cNvPicPr/>
-                  </pic:nvPicPr>
-                  <pic:blipFill>
-                    <a:blip r:embed="rId10"/>
-                    <a:stretch>
-                      <a:fillRect/>
-                    </a:stretch>
-                  </pic:blipFill>
-                  <pic:spPr>
-                    <a:xfrm>
-                      <a:off x="0" y="0"/>
-                      <a:ext cx="8924544" cy="5019160"/>
-                    </a:xfrm>
-                    <a:prstGeom prst="rect"/>
-                  </pic:spPr>
-                </pic:pic>
-              </a:graphicData>
-            </a:graphic>
-          </wp:inline>
-        </w:drawing>
+        <w:t>MyFlove 5.0 · 2026-09-11</w:t>
       </w:r>
     </w:p>
     <w:p>
       <w:pPr>
-        <w:sectPr>
-          <w:pgSz w:w="14400" w:h="8100"/>
-          <w:pgMar w:top="173" w:right="173" w:bottom="173" w:left="173" w:header="720" w:footer="720" w:gutter="0"/>
-          <w:cols w:space="720"/>
-          <w:docGrid w:linePitch="360"/>
-        </w:sectPr>
-      </w:pPr>
-    </w:p>
-    <w:p>
-      <w:pPr>
-        <w:spacing w:after="0" w:before="0"/>
-        <w:jc w:val="center"/>
+        <w:pStyle w:val="Heading1"/>
       </w:pPr>
       <w:r>
-        <w:drawing>
-          <wp:inline xmlns:a="http://schemas.openxmlformats.org/drawingml/2006/main" xmlns:pic="http://schemas.openxmlformats.org/drawingml/2006/picture">
-            <wp:extent cx="8924544" cy="5019160"/>
-            <wp:docPr id="3" name="Picture 3"/>
-            <wp:cNvGraphicFramePr>
-              <a:graphicFrameLocks noChangeAspect="1"/>
-            </wp:cNvGraphicFramePr>
-            <a:graphic>
-              <a:graphicData uri="http://schemas.openxmlformats.org/drawingml/2006/picture">
-                <pic:pic>
-                  <pic:nvPicPr>
-                    <pic:cNvPr id="0" name="page-03.jpg"/>
-                    <pic:cNvPicPr/>
-                  </pic:nvPicPr>
-                  <pic:blipFill>
-                    <a:blip r:embed="rId11"/>
-                    <a:stretch>
-                      <a:fillRect/>
-                    </a:stretch>
-                  </pic:blipFill>
-                  <pic:spPr>
-                    <a:xfrm>
-                      <a:off x="0" y="0"/>
-                      <a:ext cx="8924544" cy="5019160"/>
-                    </a:xfrm>
-                    <a:prstGeom prst="rect"/>
-                  </pic:spPr>
-                </pic:pic>
-              </a:graphicData>
-            </a:graphic>
-          </wp:inline>
-        </w:drawing>
+        <w:t>Slide 1</w:t>
       </w:r>
     </w:p>
     <w:p>
       <w:pPr>
-        <w:sectPr>
-          <w:pgSz w:w="14400" w:h="8100"/>
-          <w:pgMar w:top="173" w:right="173" w:bottom="173" w:left="173" w:header="720" w:footer="720" w:gutter="0"/>
-          <w:cols w:space="720"/>
-          <w:docGrid w:linePitch="360"/>
-        </w:sectPr>
-      </w:pPr>
-    </w:p>
-    <w:p>
-      <w:pPr>
-        <w:spacing w:after="0" w:before="0"/>
-        <w:jc w:val="center"/>
+        <w:spacing w:after="100"/>
       </w:pPr>
       <w:r>
-        <w:drawing>
-          <wp:inline xmlns:a="http://schemas.openxmlformats.org/drawingml/2006/main" xmlns:pic="http://schemas.openxmlformats.org/drawingml/2006/picture">
-            <wp:extent cx="8924544" cy="5019160"/>
-            <wp:docPr id="4" name="Picture 4"/>
-            <wp:cNvGraphicFramePr>
-              <a:graphicFrameLocks noChangeAspect="1"/>
-            </wp:cNvGraphicFramePr>
-            <a:graphic>
-              <a:graphicData uri="http://schemas.openxmlformats.org/drawingml/2006/picture">
-                <pic:pic>
-                  <pic:nvPicPr>
-                    <pic:cNvPr id="0" name="page-04.jpg"/>
-                    <pic:cNvPicPr/>
-                  </pic:nvPicPr>
-                  <pic:blipFill>
-                    <a:blip r:embed="rId12"/>
-                    <a:stretch>
-                      <a:fillRect/>
-                    </a:stretch>
-                  </pic:blipFill>
-                  <pic:spPr>
-                    <a:xfrm>
-                      <a:off x="0" y="0"/>
-                      <a:ext cx="8924544" cy="5019160"/>
-                    </a:xfrm>
-                    <a:prstGeom prst="rect"/>
-                  </pic:spPr>
-                </pic:pic>
-              </a:graphicData>
-            </a:graphic>
-          </wp:inline>
-        </w:drawing>
+        <w:t>MYFLOVE</w:t>
       </w:r>
     </w:p>
     <w:p>
       <w:pPr>
-        <w:sectPr>
-          <w:pgSz w:w="14400" w:h="8100"/>
-          <w:pgMar w:top="173" w:right="173" w:bottom="173" w:left="173" w:header="720" w:footer="720" w:gutter="0"/>
-          <w:cols w:space="720"/>
-          <w:docGrid w:linePitch="360"/>
-        </w:sectPr>
-      </w:pPr>
-    </w:p>
-    <w:p>
-      <w:pPr>
-        <w:spacing w:after="0" w:before="0"/>
-        <w:jc w:val="center"/>
+        <w:spacing w:after="100"/>
       </w:pPr>
       <w:r>
-        <w:drawing>
-          <wp:inline xmlns:a="http://schemas.openxmlformats.org/drawingml/2006/main" xmlns:pic="http://schemas.openxmlformats.org/drawingml/2006/picture">
-            <wp:extent cx="8924544" cy="5019160"/>
-            <wp:docPr id="5" name="Picture 5"/>
-            <wp:cNvGraphicFramePr>
-              <a:graphicFrameLocks noChangeAspect="1"/>
-            </wp:cNvGraphicFramePr>
-            <a:graphic>
-              <a:graphicData uri="http://schemas.openxmlformats.org/drawingml/2006/picture">
-                <pic:pic>
-                  <pic:nvPicPr>
-                    <pic:cNvPr id="0" name="page-05.jpg"/>
-                    <pic:cNvPicPr/>
-                  </pic:nvPicPr>
-                  <pic:blipFill>
-                    <a:blip r:embed="rId13"/>
-                    <a:stretch>
-                      <a:fillRect/>
-                    </a:stretch>
-                  </pic:blipFill>
-                  <pic:spPr>
-                    <a:xfrm>
-                      <a:off x="0" y="0"/>
-                      <a:ext cx="8924544" cy="5019160"/>
-                    </a:xfrm>
-                    <a:prstGeom prst="rect"/>
-                  </pic:spPr>
-                </pic:pic>
-              </a:graphicData>
-            </a:graphic>
-          </wp:inline>
-        </w:drawing>
+        <w:t>One calm waythrough everyday life.</w:t>
       </w:r>
     </w:p>
     <w:p>
       <w:pPr>
-        <w:sectPr>
-          <w:pgSz w:w="14400" w:h="8100"/>
-          <w:pgMar w:top="173" w:right="173" w:bottom="173" w:left="173" w:header="720" w:footer="720" w:gutter="0"/>
-          <w:cols w:space="720"/>
-          <w:docGrid w:linePitch="360"/>
-        </w:sectPr>
-      </w:pPr>
-    </w:p>
-    <w:p>
-      <w:pPr>
-        <w:spacing w:after="0" w:before="0"/>
-        <w:jc w:val="center"/>
+        <w:spacing w:after="100"/>
       </w:pPr>
       <w:r>
-        <w:drawing>
-          <wp:inline xmlns:a="http://schemas.openxmlformats.org/drawingml/2006/main" xmlns:pic="http://schemas.openxmlformats.org/drawingml/2006/picture">
-            <wp:extent cx="8924544" cy="5019160"/>
-            <wp:docPr id="6" name="Picture 6"/>
-            <wp:cNvGraphicFramePr>
-              <a:graphicFrameLocks noChangeAspect="1"/>
-            </wp:cNvGraphicFramePr>
-            <a:graphic>
-              <a:graphicData uri="http://schemas.openxmlformats.org/drawingml/2006/picture">
-                <pic:pic>
-                  <pic:nvPicPr>
-                    <pic:cNvPr id="0" name="page-06.jpg"/>
-                    <pic:cNvPicPr/>
-                  </pic:nvPicPr>
-                  <pic:blipFill>
-                    <a:blip r:embed="rId14"/>
-                    <a:stretch>
-                      <a:fillRect/>
-                    </a:stretch>
-                  </pic:blipFill>
-                  <pic:spPr>
-                    <a:xfrm>
-                      <a:off x="0" y="0"/>
-                      <a:ext cx="8924544" cy="5019160"/>
-                    </a:xfrm>
-                    <a:prstGeom prst="rect"/>
-                  </pic:spPr>
-                </pic:pic>
-              </a:graphicData>
-            </a:graphic>
-          </wp:inline>
-        </w:drawing>
+        <w:t>Plan for your capacity.Not just your time.</w:t>
       </w:r>
     </w:p>
     <w:p>
       <w:pPr>
-        <w:sectPr>
-          <w:pgSz w:w="14400" w:h="8100"/>
-          <w:pgMar w:top="173" w:right="173" w:bottom="173" w:left="173" w:header="720" w:footer="720" w:gutter="0"/>
-          <w:cols w:space="720"/>
-          <w:docGrid w:linePitch="360"/>
-        </w:sectPr>
-      </w:pPr>
-    </w:p>
-    <w:p>
-      <w:pPr>
-        <w:spacing w:after="0" w:before="0"/>
-        <w:jc w:val="center"/>
+        <w:spacing w:after="100"/>
       </w:pPr>
       <w:r>
-        <w:drawing>
-          <wp:inline xmlns:a="http://schemas.openxmlformats.org/drawingml/2006/main" xmlns:pic="http://schemas.openxmlformats.org/drawingml/2006/picture">
-            <wp:extent cx="8924544" cy="5019160"/>
-            <wp:docPr id="7" name="Picture 7"/>
-            <wp:cNvGraphicFramePr>
-              <a:graphicFrameLocks noChangeAspect="1"/>
-            </wp:cNvGraphicFramePr>
-            <a:graphic>
-              <a:graphicData uri="http://schemas.openxmlformats.org/drawingml/2006/picture">
-                <pic:pic>
-                  <pic:nvPicPr>
-                    <pic:cNvPr id="0" name="page-07.jpg"/>
-                    <pic:cNvPicPr/>
-                  </pic:nvPicPr>
-                  <pic:blipFill>
-                    <a:blip r:embed="rId15"/>
-                    <a:stretch>
-                      <a:fillRect/>
-                    </a:stretch>
-                  </pic:blipFill>
-                  <pic:spPr>
-                    <a:xfrm>
-                      <a:off x="0" y="0"/>
-                      <a:ext cx="8924544" cy="5019160"/>
-                    </a:xfrm>
-                    <a:prstGeom prst="rect"/>
-                  </pic:spPr>
-                </pic:pic>
-              </a:graphicData>
-            </a:graphic>
-          </wp:inline>
-        </w:drawing>
+        <w:t>AI-supported digital everyday support</w:t>
       </w:r>
     </w:p>
     <w:p>
       <w:pPr>
-        <w:sectPr>
-          <w:pgSz w:w="14400" w:h="8100"/>
-          <w:pgMar w:top="173" w:right="173" w:bottom="173" w:left="173" w:header="720" w:footer="720" w:gutter="0"/>
-          <w:cols w:space="720"/>
-          <w:docGrid w:linePitch="360"/>
-        </w:sectPr>
-      </w:pPr>
-    </w:p>
-    <w:p>
-      <w:pPr>
-        <w:spacing w:after="0" w:before="0"/>
-        <w:jc w:val="center"/>
+        <w:spacing w:after="100"/>
       </w:pPr>
       <w:r>
-        <w:drawing>
-          <wp:inline xmlns:a="http://schemas.openxmlformats.org/drawingml/2006/main" xmlns:pic="http://schemas.openxmlformats.org/drawingml/2006/picture">
-            <wp:extent cx="8924544" cy="5019160"/>
-            <wp:docPr id="8" name="Picture 8"/>
-            <wp:cNvGraphicFramePr>
-              <a:graphicFrameLocks noChangeAspect="1"/>
-            </wp:cNvGraphicFramePr>
-            <a:graphic>
-              <a:graphicData uri="http://schemas.openxmlformats.org/drawingml/2006/picture">
-                <pic:pic>
-                  <pic:nvPicPr>
-                    <pic:cNvPr id="0" name="page-08.jpg"/>
-                    <pic:cNvPicPr/>
-                  </pic:nvPicPr>
-                  <pic:blipFill>
-                    <a:blip r:embed="rId16"/>
-                    <a:stretch>
-                      <a:fillRect/>
-                    </a:stretch>
-                  </pic:blipFill>
-                  <pic:spPr>
-                    <a:xfrm>
-                      <a:off x="0" y="0"/>
-                      <a:ext cx="8924544" cy="5019160"/>
-                    </a:xfrm>
-                    <a:prstGeom prst="rect"/>
-                  </pic:spPr>
-                </pic:pic>
-              </a:graphicData>
-            </a:graphic>
-          </wp:inline>
-        </w:drawing>
+        <w:t>Connect Öst · Online Pitch Review · September 10, 2026</w:t>
       </w:r>
     </w:p>
     <w:p>
       <w:pPr>
-        <w:sectPr>
-          <w:pgSz w:w="14400" w:h="8100"/>
-          <w:pgMar w:top="173" w:right="173" w:bottom="173" w:left="173" w:header="720" w:footer="720" w:gutter="0"/>
-          <w:cols w:space="720"/>
-          <w:docGrid w:linePitch="360"/>
-        </w:sectPr>
-      </w:pPr>
-    </w:p>
-    <w:p>
-      <w:pPr>
-        <w:spacing w:after="0" w:before="0"/>
-        <w:jc w:val="center"/>
+        <w:spacing w:after="100"/>
       </w:pPr>
       <w:r>
-        <w:drawing>
-          <wp:inline xmlns:a="http://schemas.openxmlformats.org/drawingml/2006/main" xmlns:pic="http://schemas.openxmlformats.org/drawingml/2006/picture">
-            <wp:extent cx="8924544" cy="5019160"/>
-            <wp:docPr id="9" name="Picture 9"/>
-            <wp:cNvGraphicFramePr>
-              <a:graphicFrameLocks noChangeAspect="1"/>
-            </wp:cNvGraphicFramePr>
-            <a:graphic>
-              <a:graphicData uri="http://schemas.openxmlformats.org/drawingml/2006/picture">
-                <pic:pic>
-                  <pic:nvPicPr>
-                    <pic:cNvPr id="0" name="page-09.jpg"/>
-                    <pic:cNvPicPr/>
-                  </pic:nvPicPr>
-                  <pic:blipFill>
-                    <a:blip r:embed="rId17"/>
-                    <a:stretch>
-                      <a:fillRect/>
-                    </a:stretch>
-                  </pic:blipFill>
-                  <pic:spPr>
-                    <a:xfrm>
-                      <a:off x="0" y="0"/>
-                      <a:ext cx="8924544" cy="5019160"/>
-                    </a:xfrm>
-                    <a:prstGeom prst="rect"/>
-                  </pic:spPr>
-                </pic:pic>
-              </a:graphicData>
-            </a:graphic>
-          </wp:inline>
-        </w:drawing>
+        <w:t>MyFlove</w:t>
       </w:r>
     </w:p>
     <w:p>
       <w:pPr>
-        <w:sectPr>
-          <w:pgSz w:w="14400" w:h="8100"/>
-          <w:pgMar w:top="173" w:right="173" w:bottom="173" w:left="173" w:header="720" w:footer="720" w:gutter="0"/>
-          <w:cols w:space="720"/>
-          <w:docGrid w:linePitch="360"/>
-        </w:sectPr>
-      </w:pPr>
-    </w:p>
-    <w:p>
-      <w:pPr>
-        <w:spacing w:after="0" w:before="0"/>
-        <w:jc w:val="center"/>
+        <w:spacing w:after="100"/>
       </w:pPr>
       <w:r>
-        <w:drawing>
-          <wp:inline xmlns:a="http://schemas.openxmlformats.org/drawingml/2006/main" xmlns:pic="http://schemas.openxmlformats.org/drawingml/2006/picture">
-            <wp:extent cx="8924544" cy="5019160"/>
-            <wp:docPr id="10" name="Picture 10"/>
-            <wp:cNvGraphicFramePr>
-              <a:graphicFrameLocks noChangeAspect="1"/>
-            </wp:cNvGraphicFramePr>
-            <a:graphic>
-              <a:graphicData uri="http://schemas.openxmlformats.org/drawingml/2006/picture">
-                <pic:pic>
-                  <pic:nvPicPr>
-                    <pic:cNvPr id="0" name="page-10.jpg"/>
-                    <pic:cNvPicPr/>
-                  </pic:nvPicPr>
-                  <pic:blipFill>
-                    <a:blip r:embed="rId18"/>
-                    <a:stretch>
-                      <a:fillRect/>
-                    </a:stretch>
-                  </pic:blipFill>
-                  <pic:spPr>
-                    <a:xfrm>
-                      <a:off x="0" y="0"/>
-                      <a:ext cx="8924544" cy="5019160"/>
-                    </a:xfrm>
-                    <a:prstGeom prst="rect"/>
-                  </pic:spPr>
-                </pic:pic>
-              </a:graphicData>
-            </a:graphic>
-          </wp:inline>
-        </w:drawing>
+        <w:t>01</w:t>
       </w:r>
     </w:p>
     <w:p>
-      <w:pPr>
-        <w:sectPr>
-          <w:pgSz w:w="14400" w:h="8100"/>
-          <w:pgMar w:top="173" w:right="173" w:bottom="173" w:left="173" w:header="720" w:footer="720" w:gutter="0"/>
-          <w:cols w:space="720"/>
-          <w:docGrid w:linePitch="360"/>
-        </w:sectPr>
-      </w:pPr>
-    </w:p>
-    <w:p>
-      <w:pPr>
-        <w:spacing w:after="0" w:before="0"/>
-        <w:jc w:val="center"/>
-      </w:pPr>
       <w:r>
-        <w:drawing>
-          <wp:inline xmlns:a="http://schemas.openxmlformats.org/drawingml/2006/main" xmlns:pic="http://schemas.openxmlformats.org/drawingml/2006/picture">
-            <wp:extent cx="8924544" cy="5019160"/>
-            <wp:docPr id="11" name="Picture 11"/>
-            <wp:cNvGraphicFramePr>
-              <a:graphicFrameLocks noChangeAspect="1"/>
-            </wp:cNvGraphicFramePr>
-            <a:graphic>
-              <a:graphicData uri="http://schemas.openxmlformats.org/drawingml/2006/picture">
-                <pic:pic>
-                  <pic:nvPicPr>
-                    <pic:cNvPr id="0" name="page-11.jpg"/>
-                    <pic:cNvPicPr/>
-                  </pic:nvPicPr>
-                  <pic:blipFill>
-                    <a:blip r:embed="rId19"/>
-                    <a:stretch>
-                      <a:fillRect/>
-                    </a:stretch>
-                  </pic:blipFill>
-                  <pic:spPr>
-                    <a:xfrm>
-                      <a:off x="0" y="0"/>
-                      <a:ext cx="8924544" cy="5019160"/>
-                    </a:xfrm>
-                    <a:prstGeom prst="rect"/>
-                  </pic:spPr>
-                </pic:pic>
-              </a:graphicData>
-            </a:graphic>
-          </wp:inline>
-        </w:drawing>
+        <w:br w:type="page"/>
       </w:r>
     </w:p>
     <w:p>
       <w:pPr>
-        <w:sectPr>
-          <w:pgSz w:w="14400" w:h="8100"/>
-          <w:pgMar w:top="173" w:right="173" w:bottom="173" w:left="173" w:header="720" w:footer="720" w:gutter="0"/>
-          <w:cols w:space="720"/>
-          <w:docGrid w:linePitch="360"/>
-        </w:sectPr>
-      </w:pPr>
-    </w:p>
-    <w:p>
-      <w:pPr>
-        <w:spacing w:after="0" w:before="0"/>
-        <w:jc w:val="center"/>
+        <w:pStyle w:val="Heading1"/>
       </w:pPr>
       <w:r>
-        <w:drawing>
-          <wp:inline xmlns:a="http://schemas.openxmlformats.org/drawingml/2006/main" xmlns:pic="http://schemas.openxmlformats.org/drawingml/2006/picture">
-            <wp:extent cx="8924544" cy="5019160"/>
-            <wp:docPr id="12" name="Picture 12"/>
-            <wp:cNvGraphicFramePr>
-              <a:graphicFrameLocks noChangeAspect="1"/>
-            </wp:cNvGraphicFramePr>
-            <a:graphic>
-              <a:graphicData uri="http://schemas.openxmlformats.org/drawingml/2006/picture">
-                <pic:pic>
-                  <pic:nvPicPr>
-                    <pic:cNvPr id="0" name="page-12.jpg"/>
-                    <pic:cNvPicPr/>
-                  </pic:nvPicPr>
-                  <pic:blipFill>
-                    <a:blip r:embed="rId20"/>
-                    <a:stretch>
-                      <a:fillRect/>
-                    </a:stretch>
-                  </pic:blipFill>
-                  <pic:spPr>
-                    <a:xfrm>
-                      <a:off x="0" y="0"/>
-                      <a:ext cx="8924544" cy="5019160"/>
-                    </a:xfrm>
-                    <a:prstGeom prst="rect"/>
-                  </pic:spPr>
-                </pic:pic>
-              </a:graphicData>
-            </a:graphic>
-          </wp:inline>
-        </w:drawing>
+        <w:t>Slide 2</w:t>
       </w:r>
     </w:p>
     <w:p>
       <w:pPr>
-        <w:sectPr>
-          <w:pgSz w:w="14400" w:h="8100"/>
-          <w:pgMar w:top="173" w:right="173" w:bottom="173" w:left="173" w:header="720" w:footer="720" w:gutter="0"/>
-          <w:cols w:space="720"/>
-          <w:docGrid w:linePitch="360"/>
-        </w:sectPr>
-      </w:pPr>
+        <w:spacing w:after="100"/>
+      </w:pPr>
+      <w:r>
+        <w:t>THE PROBLEM</w:t>
+      </w:r>
     </w:p>
     <w:p>
       <w:pPr>
-        <w:spacing w:after="0" w:before="0"/>
-        <w:jc w:val="center"/>
+        <w:spacing w:after="100"/>
       </w:pPr>
       <w:r>
-        <w:drawing>
-          <wp:inline xmlns:a="http://schemas.openxmlformats.org/drawingml/2006/main" xmlns:pic="http://schemas.openxmlformats.org/drawingml/2006/picture">
-            <wp:extent cx="8924544" cy="5019160"/>
-            <wp:docPr id="13" name="Picture 13"/>
-            <wp:cNvGraphicFramePr>
-              <a:graphicFrameLocks noChangeAspect="1"/>
-            </wp:cNvGraphicFramePr>
-            <a:graphic>
-              <a:graphicData uri="http://schemas.openxmlformats.org/drawingml/2006/picture">
-                <pic:pic>
-                  <pic:nvPicPr>
-                    <pic:cNvPr id="0" name="page-13.jpg"/>
-                    <pic:cNvPicPr/>
-                  </pic:nvPicPr>
-                  <pic:blipFill>
-                    <a:blip r:embed="rId21"/>
-                    <a:stretch>
-                      <a:fillRect/>
-                    </a:stretch>
-                  </pic:blipFill>
-                  <pic:spPr>
-                    <a:xfrm>
-                      <a:off x="0" y="0"/>
-                      <a:ext cx="8924544" cy="5019160"/>
-                    </a:xfrm>
-                    <a:prstGeom prst="rect"/>
-                  </pic:spPr>
-                </pic:pic>
-              </a:graphicData>
-            </a:graphic>
-          </wp:inline>
-        </w:drawing>
+        <w:t>Knowing what to dois not the hard part.</w:t>
+      </w:r>
+    </w:p>
+    <w:p>
+      <w:pPr>
+        <w:spacing w:after="100"/>
+      </w:pPr>
+      <w:r>
+        <w:t>Making the day work when energy, mental load and invisible work keep changing — that is the hard part.</w:t>
+      </w:r>
+    </w:p>
+    <w:p>
+      <w:pPr>
+        <w:spacing w:after="100"/>
+      </w:pPr>
+      <w:r>
+        <w:t>TRADITIONAL TOOLS</w:t>
+      </w:r>
+    </w:p>
+    <w:p>
+      <w:pPr>
+        <w:spacing w:after="100"/>
+      </w:pPr>
+      <w:r>
+        <w:t>Tasks · time · reminders</w:t>
+      </w:r>
+    </w:p>
+    <w:p>
+      <w:pPr>
+        <w:spacing w:after="100"/>
+      </w:pPr>
+      <w:r>
+        <w:t>REAL LIFE</w:t>
+      </w:r>
+    </w:p>
+    <w:p>
+      <w:pPr>
+        <w:spacing w:after="100"/>
+      </w:pPr>
+      <w:r>
+        <w:t>Energy · capacity · invisible work</w:t>
+      </w:r>
+    </w:p>
+    <w:p>
+      <w:pPr>
+        <w:spacing w:after="100"/>
+      </w:pPr>
+      <w:r>
+        <w:t>When demands exceed capacity, the person becomes the system.</w:t>
+      </w:r>
+    </w:p>
+    <w:p>
+      <w:pPr>
+        <w:spacing w:after="100"/>
+      </w:pPr>
+      <w:r>
+        <w:t>MyFlove</w:t>
+      </w:r>
+    </w:p>
+    <w:p>
+      <w:pPr>
+        <w:spacing w:after="100"/>
+      </w:pPr>
+      <w:r>
+        <w:t>02</w:t>
+      </w:r>
+    </w:p>
+    <w:p>
+      <w:r>
+        <w:br w:type="page"/>
+      </w:r>
+    </w:p>
+    <w:p>
+      <w:pPr>
+        <w:pStyle w:val="Heading1"/>
+      </w:pPr>
+      <w:r>
+        <w:t>Slide 3</w:t>
+      </w:r>
+    </w:p>
+    <w:p>
+      <w:pPr>
+        <w:spacing w:after="100"/>
+      </w:pPr>
+      <w:r>
+        <w:t>THE INSIGHT</w:t>
+      </w:r>
+    </w:p>
+    <w:p>
+      <w:pPr>
+        <w:spacing w:after="100"/>
+      </w:pPr>
+      <w:r>
+        <w:t>Plan for capacity,not just time.</w:t>
+      </w:r>
+    </w:p>
+    <w:p>
+      <w:pPr>
+        <w:spacing w:after="100"/>
+      </w:pPr>
+      <w:r>
+        <w:t>A calendar says</w:t>
+      </w:r>
+    </w:p>
+    <w:p>
+      <w:pPr>
+        <w:spacing w:after="100"/>
+      </w:pPr>
+      <w:r>
+        <w:t>“You have three thingsscheduled today.”</w:t>
+      </w:r>
+    </w:p>
+    <w:p>
+      <w:pPr>
+        <w:spacing w:after="100"/>
+      </w:pPr>
+      <w:r>
+        <w:t>MyFlove asks</w:t>
+      </w:r>
+    </w:p>
+    <w:p>
+      <w:pPr>
+        <w:spacing w:after="100"/>
+      </w:pPr>
+      <w:r>
+        <w:t>“Given how you are today,what is actually reasonable?”</w:t>
+      </w:r>
+    </w:p>
+    <w:p>
+      <w:pPr>
+        <w:spacing w:after="100"/>
+      </w:pPr>
+      <w:r>
+        <w:t>TIME  →  CAPACITY</w:t>
+      </w:r>
+    </w:p>
+    <w:p>
+      <w:pPr>
+        <w:spacing w:after="100"/>
+      </w:pPr>
+      <w:r>
+        <w:t>That single shift is the product.</w:t>
+      </w:r>
+    </w:p>
+    <w:p>
+      <w:pPr>
+        <w:spacing w:after="100"/>
+      </w:pPr>
+      <w:r>
+        <w:t>MyFlove</w:t>
+      </w:r>
+    </w:p>
+    <w:p>
+      <w:pPr>
+        <w:spacing w:after="100"/>
+      </w:pPr>
+      <w:r>
+        <w:t>03</w:t>
+      </w:r>
+    </w:p>
+    <w:p>
+      <w:r>
+        <w:br w:type="page"/>
+      </w:r>
+    </w:p>
+    <w:p>
+      <w:pPr>
+        <w:pStyle w:val="Heading1"/>
+      </w:pPr>
+      <w:r>
+        <w:t>Slide 4</w:t>
+      </w:r>
+    </w:p>
+    <w:p>
+      <w:pPr>
+        <w:spacing w:after="100"/>
+      </w:pPr>
+      <w:r>
+        <w:t>THE SOLUTION</w:t>
+      </w:r>
+    </w:p>
+    <w:p>
+      <w:pPr>
+        <w:spacing w:after="100"/>
+      </w:pPr>
+      <w:r>
+        <w:t>Capacity becomes a planning signal.</w:t>
+      </w:r>
+    </w:p>
+    <w:p>
+      <w:pPr>
+        <w:spacing w:after="100"/>
+      </w:pPr>
+      <w:r>
+        <w:t>1</w:t>
+      </w:r>
+    </w:p>
+    <w:p>
+      <w:pPr>
+        <w:spacing w:after="100"/>
+      </w:pPr>
+      <w:r>
+        <w:t>How are you?</w:t>
+      </w:r>
+    </w:p>
+    <w:p>
+      <w:pPr>
+        <w:spacing w:after="100"/>
+      </w:pPr>
+      <w:r>
+        <w:t>Energy, mood and what affects capacity.</w:t>
+      </w:r>
+    </w:p>
+    <w:p>
+      <w:pPr>
+        <w:spacing w:after="100"/>
+      </w:pPr>
+      <w:r>
+        <w:t>2</w:t>
+      </w:r>
+    </w:p>
+    <w:p>
+      <w:pPr>
+        <w:spacing w:after="100"/>
+      </w:pPr>
+      <w:r>
+        <w:t>What's happening?</w:t>
+      </w:r>
+    </w:p>
+    <w:p>
+      <w:pPr>
+        <w:spacing w:after="100"/>
+      </w:pPr>
+      <w:r>
+        <w:t>Tasks, events and invisible work.</w:t>
+      </w:r>
+    </w:p>
+    <w:p>
+      <w:pPr>
+        <w:spacing w:after="100"/>
+      </w:pPr>
+      <w:r>
+        <w:t>3</w:t>
+      </w:r>
+    </w:p>
+    <w:p>
+      <w:pPr>
+        <w:spacing w:after="100"/>
+      </w:pPr>
+      <w:r>
+        <w:t>Need to adapt?</w:t>
+      </w:r>
+    </w:p>
+    <w:p>
+      <w:pPr>
+        <w:spacing w:after="100"/>
+      </w:pPr>
+      <w:r>
+        <w:t>FlowPlan moves, simplifies or splits.</w:t>
+      </w:r>
+    </w:p>
+    <w:p>
+      <w:pPr>
+        <w:spacing w:after="100"/>
+      </w:pPr>
+      <w:r>
+        <w:t>CAPTURE</w:t>
+      </w:r>
+    </w:p>
+    <w:p>
+      <w:pPr>
+        <w:spacing w:after="100"/>
+      </w:pPr>
+      <w:r>
+        <w:t>UNDERSTAND + ADAPT</w:t>
+      </w:r>
+    </w:p>
+    <w:p>
+      <w:pPr>
+        <w:spacing w:after="100"/>
+      </w:pPr>
+      <w:r>
+        <w:t>CONTINUE</w:t>
+      </w:r>
+    </w:p>
+    <w:p>
+      <w:pPr>
+        <w:spacing w:after="100"/>
+      </w:pPr>
+      <w:r>
+        <w:t>MyFlove</w:t>
+      </w:r>
+    </w:p>
+    <w:p>
+      <w:pPr>
+        <w:spacing w:after="100"/>
+      </w:pPr>
+      <w:r>
+        <w:t>04</w:t>
+      </w:r>
+    </w:p>
+    <w:p>
+      <w:r>
+        <w:br w:type="page"/>
+      </w:r>
+    </w:p>
+    <w:p>
+      <w:pPr>
+        <w:pStyle w:val="Heading1"/>
+      </w:pPr>
+      <w:r>
+        <w:t>Slide 5</w:t>
+      </w:r>
+    </w:p>
+    <w:p>
+      <w:pPr>
+        <w:spacing w:after="100"/>
+      </w:pPr>
+      <w:r>
+        <w:t>THE PRODUCT</w:t>
+      </w:r>
+    </w:p>
+    <w:p>
+      <w:pPr>
+        <w:spacing w:after="100"/>
+      </w:pPr>
+      <w:r>
+        <w:t>One system. One daily flow.</w:t>
+      </w:r>
+    </w:p>
+    <w:p>
+      <w:pPr>
+        <w:spacing w:after="100"/>
+      </w:pPr>
+      <w:r>
+        <w:t>A working web application, now packaged for Android testing.</w:t>
+      </w:r>
+    </w:p>
+    <w:p>
+      <w:pPr>
+        <w:spacing w:after="100"/>
+      </w:pPr>
+      <w:r>
+        <w:t>QuickFlow</w:t>
+      </w:r>
+    </w:p>
+    <w:p>
+      <w:pPr>
+        <w:spacing w:after="100"/>
+      </w:pPr>
+      <w:r>
+        <w:t>Empty your head in seconds.</w:t>
+      </w:r>
+    </w:p>
+    <w:p>
+      <w:pPr>
+        <w:spacing w:after="100"/>
+      </w:pPr>
+      <w:r>
+        <w:t>Battery</w:t>
+      </w:r>
+    </w:p>
+    <w:p>
+      <w:pPr>
+        <w:spacing w:after="100"/>
+      </w:pPr>
+      <w:r>
+        <w:t>Name today’s capacity.</w:t>
+      </w:r>
+    </w:p>
+    <w:p>
+      <w:pPr>
+        <w:spacing w:after="100"/>
+      </w:pPr>
+      <w:r>
+        <w:t>My Day</w:t>
+      </w:r>
+    </w:p>
+    <w:p>
+      <w:pPr>
+        <w:spacing w:after="100"/>
+      </w:pPr>
+      <w:r>
+        <w:t>See what is real today.</w:t>
+      </w:r>
+    </w:p>
+    <w:p>
+      <w:pPr>
+        <w:spacing w:after="100"/>
+      </w:pPr>
+      <w:r>
+        <w:t>Flow / FlowPlan</w:t>
+      </w:r>
+    </w:p>
+    <w:p>
+      <w:pPr>
+        <w:spacing w:after="100"/>
+      </w:pPr>
+      <w:r>
+        <w:t>Find the next reasonable step.</w:t>
+      </w:r>
+    </w:p>
+    <w:p>
+      <w:pPr>
+        <w:spacing w:after="100"/>
+      </w:pPr>
+      <w:r>
+        <w:t>Complex underneath. Deliberately simple on the surface. Google and Outlook calendar sync included.</w:t>
+      </w:r>
+    </w:p>
+    <w:p>
+      <w:pPr>
+        <w:spacing w:after="100"/>
+      </w:pPr>
+      <w:r>
+        <w:t>MyFlove</w:t>
+      </w:r>
+    </w:p>
+    <w:p>
+      <w:pPr>
+        <w:spacing w:after="100"/>
+      </w:pPr>
+      <w:r>
+        <w:t>05</w:t>
+      </w:r>
+    </w:p>
+    <w:p>
+      <w:r>
+        <w:br w:type="page"/>
+      </w:r>
+    </w:p>
+    <w:p>
+      <w:pPr>
+        <w:pStyle w:val="Heading1"/>
+      </w:pPr>
+      <w:r>
+        <w:t>Slide 6</w:t>
+      </w:r>
+    </w:p>
+    <w:p>
+      <w:pPr>
+        <w:spacing w:after="100"/>
+      </w:pPr>
+      <w:r>
+        <w:t>WHY MYFLOVE IS DIFFERENT</w:t>
+      </w:r>
+    </w:p>
+    <w:p>
+      <w:pPr>
+        <w:spacing w:after="100"/>
+      </w:pPr>
+      <w:r>
+        <w:t>The system adapts to you.</w:t>
+      </w:r>
+    </w:p>
+    <w:p>
+      <w:r>
+        <w:br w:type="page"/>
+      </w:r>
+    </w:p>
+    <w:p>
+      <w:pPr>
+        <w:pStyle w:val="Heading1"/>
+      </w:pPr>
+      <w:r>
+        <w:t>Slide 7</w:t>
+      </w:r>
+    </w:p>
+    <w:p>
+      <w:pPr>
+        <w:spacing w:after="100"/>
+      </w:pPr>
+      <w:r>
+        <w:t>MARKET OPPORTUNITY</w:t>
+      </w:r>
+    </w:p>
+    <w:p>
+      <w:pPr>
+        <w:spacing w:after="100"/>
+      </w:pPr>
+      <w:r>
+        <w:t>One capacity problem.Three routes to scale.</w:t>
+      </w:r>
+    </w:p>
+    <w:p>
+      <w:pPr>
+        <w:spacing w:after="100"/>
+      </w:pPr>
+      <w:r>
+        <w:t>A scalable platform for people with high mental load and complex everyday demands.</w:t>
+      </w:r>
+    </w:p>
+    <w:p>
+      <w:pPr>
+        <w:spacing w:after="100"/>
+      </w:pPr>
+      <w:r>
+        <w:t>B2C</w:t>
+      </w:r>
+    </w:p>
+    <w:p>
+      <w:pPr>
+        <w:spacing w:after="100"/>
+      </w:pPr>
+      <w:r>
+        <w:t>People</w:t>
+      </w:r>
+    </w:p>
+    <w:p>
+      <w:pPr>
+        <w:spacing w:after="100"/>
+      </w:pPr>
+      <w:r>
+        <w:t>Start here</w:t>
+      </w:r>
+    </w:p>
+    <w:p>
+      <w:pPr>
+        <w:spacing w:after="100"/>
+      </w:pPr>
+      <w:r>
+        <w:t>B2B</w:t>
+      </w:r>
+    </w:p>
+    <w:p>
+      <w:pPr>
+        <w:spacing w:after="100"/>
+      </w:pPr>
+      <w:r>
+        <w:t>Employers</w:t>
+      </w:r>
+    </w:p>
+    <w:p>
+      <w:pPr>
+        <w:spacing w:after="100"/>
+      </w:pPr>
+      <w:r>
+        <w:t>Expand next</w:t>
+      </w:r>
+    </w:p>
+    <w:p>
+      <w:pPr>
+        <w:spacing w:after="100"/>
+      </w:pPr>
+      <w:r>
+        <w:t>B2G</w:t>
+      </w:r>
+    </w:p>
+    <w:p>
+      <w:pPr>
+        <w:spacing w:after="100"/>
+      </w:pPr>
+      <w:r>
+        <w:t>Public sector</w:t>
+      </w:r>
+    </w:p>
+    <w:p>
+      <w:pPr>
+        <w:spacing w:after="100"/>
+      </w:pPr>
+      <w:r>
+        <w:t>Scale later</w:t>
+      </w:r>
+    </w:p>
+    <w:p>
+      <w:pPr>
+        <w:spacing w:after="100"/>
+      </w:pPr>
+      <w:r>
+        <w:t>External reference points: adult ADHD prevalence ≈2.58% globally (PubMed, 2021), ≈3% in Sweden (Socialstyrelsen); ADHD app market $1.9B in 2025 → $6.7B by 2033 (Grand View Research). Not MyFlove user or revenue figures.</w:t>
+      </w:r>
+    </w:p>
+    <w:p>
+      <w:pPr>
+        <w:spacing w:after="100"/>
+      </w:pPr>
+      <w:r>
+        <w:t>MyFlove</w:t>
+      </w:r>
+    </w:p>
+    <w:p>
+      <w:pPr>
+        <w:spacing w:after="100"/>
+      </w:pPr>
+      <w:r>
+        <w:t>07</w:t>
+      </w:r>
+    </w:p>
+    <w:p>
+      <w:r>
+        <w:br w:type="page"/>
+      </w:r>
+    </w:p>
+    <w:p>
+      <w:pPr>
+        <w:pStyle w:val="Heading1"/>
+      </w:pPr>
+      <w:r>
+        <w:t>Slide 8</w:t>
+      </w:r>
+    </w:p>
+    <w:p>
+      <w:pPr>
+        <w:spacing w:after="100"/>
+      </w:pPr>
+      <w:r>
+        <w:t>TRACTION &amp; VALIDATION</w:t>
+      </w:r>
+    </w:p>
+    <w:p>
+      <w:pPr>
+        <w:spacing w:after="100"/>
+      </w:pPr>
+      <w:r>
+        <w:t>From product to proof.</w:t>
+      </w:r>
+    </w:p>
+    <w:p>
+      <w:pPr>
+        <w:spacing w:after="100"/>
+      </w:pPr>
+      <w:r>
+        <w:t>48</w:t>
+      </w:r>
+    </w:p>
+    <w:p>
+      <w:pPr>
+        <w:spacing w:after="100"/>
+      </w:pPr>
+      <w:r>
+        <w:t>users on a functioning MVP</w:t>
+      </w:r>
+    </w:p>
+    <w:p>
+      <w:pPr>
+        <w:spacing w:after="100"/>
+      </w:pPr>
+      <w:r>
+        <w:t>MEASURING NOW</w:t>
+      </w:r>
+    </w:p>
+    <w:p>
+      <w:pPr>
+        <w:spacing w:after="100"/>
+      </w:pPr>
+      <w:r>
+        <w:t>Recurring use · mental load · sense of control · prioritisation · ability to get started · willingness to pay</w:t>
+      </w:r>
+    </w:p>
+    <w:p>
+      <w:pPr>
+        <w:spacing w:after="100"/>
+      </w:pPr>
+      <w:r>
+        <w:t>No paying customers or clinical outcomes claimed — those are what we are now measuring.</w:t>
+      </w:r>
+    </w:p>
+    <w:p>
+      <w:pPr>
+        <w:spacing w:after="100"/>
+      </w:pPr>
+      <w:r>
+        <w:t>MyFlove</w:t>
+      </w:r>
+    </w:p>
+    <w:p>
+      <w:pPr>
+        <w:spacing w:after="100"/>
+      </w:pPr>
+      <w:r>
+        <w:t>08</w:t>
+      </w:r>
+    </w:p>
+    <w:p>
+      <w:r>
+        <w:br w:type="page"/>
+      </w:r>
+    </w:p>
+    <w:p>
+      <w:pPr>
+        <w:pStyle w:val="Heading1"/>
+      </w:pPr>
+      <w:r>
+        <w:t>Slide 9</w:t>
+      </w:r>
+    </w:p>
+    <w:p>
+      <w:pPr>
+        <w:spacing w:after="100"/>
+      </w:pPr>
+      <w:r>
+        <w:t>BUSINESS MODEL &amp; GO-TO-MARKET</w:t>
+      </w:r>
+    </w:p>
+    <w:p>
+      <w:pPr>
+        <w:spacing w:after="100"/>
+      </w:pPr>
+      <w:r>
+        <w:t>Prove value first. Scale second.</w:t>
+      </w:r>
+    </w:p>
+    <w:p>
+      <w:pPr>
+        <w:spacing w:after="100"/>
+      </w:pPr>
+      <w:r>
+        <w:t>01</w:t>
+      </w:r>
+    </w:p>
+    <w:p>
+      <w:pPr>
+        <w:spacing w:after="100"/>
+      </w:pPr>
+      <w:r>
+        <w:t>PILOT</w:t>
+      </w:r>
+    </w:p>
+    <w:p>
+      <w:pPr>
+        <w:spacing w:after="100"/>
+      </w:pPr>
+      <w:r>
+        <w:t>Structured evidence</w:t>
+      </w:r>
+    </w:p>
+    <w:p>
+      <w:pPr>
+        <w:spacing w:after="100"/>
+      </w:pPr>
+      <w:r>
+        <w:t>02</w:t>
+      </w:r>
+    </w:p>
+    <w:p>
+      <w:pPr>
+        <w:spacing w:after="100"/>
+      </w:pPr>
+      <w:r>
+        <w:t>VALIDATE</w:t>
+      </w:r>
+    </w:p>
+    <w:p>
+      <w:pPr>
+        <w:spacing w:after="100"/>
+      </w:pPr>
+      <w:r>
+        <w:t>Use · value · price</w:t>
+      </w:r>
+    </w:p>
+    <w:p>
+      <w:pPr>
+        <w:spacing w:after="100"/>
+      </w:pPr>
+      <w:r>
+        <w:t>03</w:t>
+      </w:r>
+    </w:p>
+    <w:p>
+      <w:pPr>
+        <w:spacing w:after="100"/>
+      </w:pPr>
+      <w:r>
+        <w:t>B2C</w:t>
+      </w:r>
+    </w:p>
+    <w:p>
+      <w:pPr>
+        <w:spacing w:after="100"/>
+      </w:pPr>
+      <w:r>
+        <w:t>Free → Premium</w:t>
+      </w:r>
+    </w:p>
+    <w:p>
+      <w:pPr>
+        <w:spacing w:after="100"/>
+      </w:pPr>
+      <w:r>
+        <w:t>04</w:t>
+      </w:r>
+    </w:p>
+    <w:p>
+      <w:pPr>
+        <w:spacing w:after="100"/>
+      </w:pPr>
+      <w:r>
+        <w:t>B2B / B2G</w:t>
+      </w:r>
+    </w:p>
+    <w:p>
+      <w:pPr>
+        <w:spacing w:after="100"/>
+      </w:pPr>
+      <w:r>
+        <w:t>Scale channels</w:t>
+      </w:r>
+    </w:p>
+    <w:p>
+      <w:pPr>
+        <w:spacing w:after="100"/>
+      </w:pPr>
+      <w:r>
+        <w:t>Revenue model</w:t>
+      </w:r>
+    </w:p>
+    <w:p>
+      <w:pPr>
+        <w:spacing w:after="100"/>
+      </w:pPr>
+      <w:r>
+        <w:t>B2C subscription first · organizational offers next · pricing validated before it is set.</w:t>
+      </w:r>
+    </w:p>
+    <w:p>
+      <w:pPr>
+        <w:spacing w:after="100"/>
+      </w:pPr>
+      <w:r>
+        <w:t>MyFlove</w:t>
+      </w:r>
+    </w:p>
+    <w:p>
+      <w:pPr>
+        <w:spacing w:after="100"/>
+      </w:pPr>
+      <w:r>
+        <w:t>09</w:t>
+      </w:r>
+    </w:p>
+    <w:p>
+      <w:r>
+        <w:br w:type="page"/>
+      </w:r>
+    </w:p>
+    <w:p>
+      <w:pPr>
+        <w:pStyle w:val="Heading1"/>
+      </w:pPr>
+      <w:r>
+        <w:t>Slide 10</w:t>
+      </w:r>
+    </w:p>
+    <w:p>
+      <w:pPr>
+        <w:spacing w:after="100"/>
+      </w:pPr>
+      <w:r>
+        <w:t>TEAM</w:t>
+      </w:r>
+    </w:p>
+    <w:p>
+      <w:pPr>
+        <w:spacing w:after="100"/>
+      </w:pPr>
+      <w:r>
+        <w:t>Built from lived experience+ professional expertise.</w:t>
+      </w:r>
+    </w:p>
+    <w:p>
+      <w:pPr>
+        <w:spacing w:after="100"/>
+      </w:pPr>
+      <w:r>
+        <w:t>CB</w:t>
+      </w:r>
+    </w:p>
+    <w:p>
+      <w:pPr>
+        <w:spacing w:after="100"/>
+      </w:pPr>
+      <w:r>
+        <w:t>Camilla Baksi</w:t>
+      </w:r>
+    </w:p>
+    <w:p>
+      <w:pPr>
+        <w:spacing w:after="100"/>
+      </w:pPr>
+      <w:r>
+        <w:t>Founder, MyFlove</w:t>
+      </w:r>
+    </w:p>
+    <w:p>
+      <w:pPr>
+        <w:spacing w:after="100"/>
+      </w:pPr>
+      <w:r>
+        <w:t>Humanistic Social Pedagogue</w:t>
+      </w:r>
+    </w:p>
+    <w:p>
+      <w:pPr>
+        <w:spacing w:after="100"/>
+      </w:pPr>
+      <w:r>
+        <w:t>PROFESSIONAL</w:t>
+      </w:r>
+    </w:p>
+    <w:p>
+      <w:pPr>
+        <w:spacing w:after="100"/>
+      </w:pPr>
+      <w:r>
+        <w:t>Youth coach · support worker · childcare worker</w:t>
+      </w:r>
+    </w:p>
+    <w:p>
+      <w:pPr>
+        <w:spacing w:after="100"/>
+      </w:pPr>
+      <w:r>
+        <w:t>FOUNDER INSIGHT</w:t>
+      </w:r>
+    </w:p>
+    <w:p>
+      <w:pPr>
+        <w:spacing w:after="100"/>
+      </w:pPr>
+      <w:r>
+        <w:t>Professional knowledge + lived experience + product development</w:t>
+      </w:r>
+    </w:p>
+    <w:p>
+      <w:pPr>
+        <w:spacing w:after="100"/>
+      </w:pPr>
+      <w:r>
+        <w:t>Further education in NPF, pedagogy, problematic school absence, trauma and difficult events.</w:t>
+      </w:r>
+    </w:p>
+    <w:p>
+      <w:pPr>
+        <w:spacing w:after="100"/>
+      </w:pPr>
+      <w:r>
+        <w:t>MyFlove</w:t>
+      </w:r>
+    </w:p>
+    <w:p>
+      <w:pPr>
+        <w:spacing w:after="100"/>
+      </w:pPr>
+      <w:r>
+        <w:t>10</w:t>
+      </w:r>
+    </w:p>
+    <w:p>
+      <w:r>
+        <w:br w:type="page"/>
+      </w:r>
+    </w:p>
+    <w:p>
+      <w:pPr>
+        <w:pStyle w:val="Heading1"/>
+      </w:pPr>
+      <w:r>
+        <w:t>Slide 11</w:t>
+      </w:r>
+    </w:p>
+    <w:p>
+      <w:pPr>
+        <w:spacing w:after="100"/>
+      </w:pPr>
+      <w:r>
+        <w:t>FUNDING</w:t>
+      </w:r>
+    </w:p>
+    <w:p>
+      <w:pPr>
+        <w:spacing w:after="100"/>
+      </w:pPr>
+      <w:r>
+        <w:t>€250K</w:t>
+      </w:r>
+    </w:p>
+    <w:p>
+      <w:pPr>
+        <w:spacing w:after="100"/>
+      </w:pPr>
+      <w:r>
+        <w:t>18-month runway</w:t>
+      </w:r>
+    </w:p>
+    <w:p>
+      <w:pPr>
+        <w:spacing w:after="100"/>
+      </w:pPr>
+      <w:r>
+        <w:t>PRODUCT</w:t>
+      </w:r>
+    </w:p>
+    <w:p>
+      <w:pPr>
+        <w:spacing w:after="100"/>
+      </w:pPr>
+      <w:r>
+        <w:t>Mobile · stability · scale · security</w:t>
+      </w:r>
+    </w:p>
+    <w:p>
+      <w:pPr>
+        <w:spacing w:after="100"/>
+      </w:pPr>
+      <w:r>
+        <w:t>VALIDATION</w:t>
+      </w:r>
+    </w:p>
+    <w:p>
+      <w:pPr>
+        <w:spacing w:after="100"/>
+      </w:pPr>
+      <w:r>
+        <w:t>Pilots · analytics · retention · proof</w:t>
+      </w:r>
+    </w:p>
+    <w:p>
+      <w:pPr>
+        <w:spacing w:after="100"/>
+      </w:pPr>
+      <w:r>
+        <w:t>COMMERCIAL</w:t>
+      </w:r>
+    </w:p>
+    <w:p>
+      <w:pPr>
+        <w:spacing w:after="100"/>
+      </w:pPr>
+      <w:r>
+        <w:t>Onboarding · launch · first channels</w:t>
+      </w:r>
+    </w:p>
+    <w:p>
+      <w:pPr>
+        <w:spacing w:after="100"/>
+      </w:pPr>
+      <w:r>
+        <w:t>END-OF-RUNWAY PROOF</w:t>
+      </w:r>
+    </w:p>
+    <w:p>
+      <w:pPr>
+        <w:spacing w:after="100"/>
+      </w:pPr>
+      <w:r>
+        <w:t>Measured outcomes · validated retention · pilot evidence · mobile ready · clearer commercial model · first scalable customer channel</w:t>
+      </w:r>
+    </w:p>
+    <w:p>
+      <w:pPr>
+        <w:spacing w:after="100"/>
+      </w:pPr>
+      <w:r>
+        <w:t>MyFlove</w:t>
+      </w:r>
+    </w:p>
+    <w:p>
+      <w:pPr>
+        <w:spacing w:after="100"/>
+      </w:pPr>
+      <w:r>
+        <w:t>11</w:t>
+      </w:r>
+    </w:p>
+    <w:p>
+      <w:r>
+        <w:br w:type="page"/>
+      </w:r>
+    </w:p>
+    <w:p>
+      <w:pPr>
+        <w:pStyle w:val="Heading1"/>
+      </w:pPr>
+      <w:r>
+        <w:t>Slide 12</w:t>
+      </w:r>
+    </w:p>
+    <w:p>
+      <w:pPr>
+        <w:spacing w:after="100"/>
+      </w:pPr>
+      <w:r>
+        <w:t>Everyday life shouldn'trequire you to besomeone else.</w:t>
+      </w:r>
+    </w:p>
+    <w:p>
+      <w:pPr>
+        <w:spacing w:after="100"/>
+      </w:pPr>
+      <w:r>
+        <w:t>MyFlove adapts the system to the person — not the other way around.</w:t>
+      </w:r>
+    </w:p>
+    <w:p>
+      <w:pPr>
+        <w:spacing w:after="100"/>
+      </w:pPr>
+      <w:r>
+        <w:t>Plan for your capacity. Find your next possible step.</w:t>
+      </w:r>
+    </w:p>
+    <w:p>
+      <w:pPr>
+        <w:spacing w:after="100"/>
+      </w:pPr>
+      <w:r>
+        <w:t>myflove.lovable.app</w:t>
+      </w:r>
+    </w:p>
+    <w:p>
+      <w:pPr>
+        <w:spacing w:after="100"/>
+      </w:pPr>
+      <w:r>
+        <w:t>MyFlove</w:t>
+      </w:r>
+    </w:p>
+    <w:p>
+      <w:pPr>
+        <w:spacing w:after="100"/>
+      </w:pPr>
+      <w:r>
+        <w:t>12</w:t>
+      </w:r>
+    </w:p>
+    <w:p>
+      <w:r>
+        <w:br w:type="page"/>
+      </w:r>
+    </w:p>
+    <w:p>
+      <w:pPr>
+        <w:pStyle w:val="Heading1"/>
+      </w:pPr>
+      <w:r>
+        <w:t>Slide 13</w:t>
+      </w:r>
+    </w:p>
+    <w:p>
+      <w:pPr>
+        <w:spacing w:after="100"/>
+      </w:pPr>
+      <w:r>
+        <w:t>LIVE PRODUCT DEMO · 27 SECONDS</w:t>
+      </w:r>
+    </w:p>
+    <w:p>
+      <w:pPr>
+        <w:spacing w:after="100"/>
+      </w:pPr>
+      <w:r>
+        <w:t>Watch the same day become doable.</w:t>
+      </w:r>
+    </w:p>
+    <w:p>
+      <w:pPr>
+        <w:spacing w:after="100"/>
+      </w:pPr>
+      <w:r>
+        <w:t>1 · QUICKFLOW</w:t>
+      </w:r>
+    </w:p>
+    <w:p>
+      <w:pPr>
+        <w:spacing w:after="100"/>
+      </w:pPr>
+      <w:r>
+        <w:t>2 · FLOW</w:t>
+      </w:r>
+    </w:p>
+    <w:p>
+      <w:pPr>
+        <w:spacing w:after="100"/>
+      </w:pPr>
+      <w:r>
+        <w:t>HIGH ENERGY · 4H</w:t>
+      </w:r>
+    </w:p>
+    <w:p>
+      <w:pPr>
+        <w:spacing w:after="100"/>
+      </w:pPr>
+      <w:r>
+        <w:t>LOW ENERGY · 30M</w:t>
+      </w:r>
+    </w:p>
+    <w:p>
+      <w:pPr>
+        <w:spacing w:after="100"/>
+      </w:pPr>
+      <w:r>
+        <w:t>3 · MY DAY</w:t>
+      </w:r>
+    </w:p>
+    <w:p>
+      <w:pPr>
+        <w:spacing w:after="100"/>
+      </w:pPr>
+      <w:r>
+        <w:t>“The goal isn’t to get more done. It’s to make the day more doable.”</w:t>
+      </w:r>
+    </w:p>
+    <w:p>
+      <w:pPr>
+        <w:spacing w:after="100"/>
+      </w:pPr>
+      <w:r>
+        <w:t>Video file: myflove-demo-20s.mp4 · 27 s · Flow acts only after the user approves</w:t>
+      </w:r>
+    </w:p>
+    <w:p>
+      <w:pPr>
+        <w:spacing w:after="100"/>
+      </w:pPr>
+      <w:r>
+        <w:t>MyFlove</w:t>
+      </w:r>
+    </w:p>
+    <w:p>
+      <w:pPr>
+        <w:spacing w:after="100"/>
+      </w:pPr>
+      <w:r>
+        <w:t>13</w:t>
+      </w:r>
+    </w:p>
+    <w:p>
+      <w:r>
+        <w:br w:type="page"/>
+      </w:r>
+    </w:p>
+    <w:p>
+      <w:pPr>
+        <w:pStyle w:val="Heading1"/>
+      </w:pPr>
+      <w:r>
+        <w:t>Slide 14</w:t>
+      </w:r>
+    </w:p>
+    <w:p>
+      <w:pPr>
+        <w:spacing w:after="100"/>
+      </w:pPr>
+      <w:r>
+        <w:t>MYFLOVE 5.0 · RELEASE 2026-09-11</w:t>
+      </w:r>
+    </w:p>
+    <w:p>
+      <w:pPr>
+        <w:spacing w:after="100"/>
+      </w:pPr>
+      <w:r>
+        <w:t>MyFlove 5.0 — product readiness</w:t>
+      </w:r>
+    </w:p>
+    <w:p>
+      <w:pPr>
+        <w:spacing w:after="100"/>
+      </w:pPr>
+      <w:r>
+        <w:t>The investor appendix reflects the product available today.</w:t>
+      </w:r>
+    </w:p>
+    <w:p>
+      <w:pPr>
+        <w:spacing w:after="100"/>
+      </w:pPr>
+      <w:r>
+        <w:t>Action, not just advice</w:t>
+        <w:br/>
+        <w:t>Flow can move, simplify, split or complete a task after explicit approval.</w:t>
+      </w:r>
+    </w:p>
+    <w:p>
+      <w:pPr>
+        <w:spacing w:after="100"/>
+      </w:pPr>
+      <w:r>
+        <w:t>Calendar in both directions</w:t>
+        <w:br/>
+        <w:t>Connect Google Calendar or Outlook and sync without duplicate events.</w:t>
+      </w:r>
+    </w:p>
+    <w:p>
+      <w:pPr>
+        <w:spacing w:after="100"/>
+      </w:pPr>
+      <w:r>
+        <w:t>Continuity</w:t>
+        <w:br/>
+        <w:t>Saved Flow conversations resume where the user left off.</w:t>
       </w:r>
     </w:p>
     <w:sectPr>
-      <w:pgSz w:w="14400" w:h="8100"/>
-      <w:pgMar w:top="173" w:right="173" w:bottom="173" w:left="173" w:header="720" w:footer="720" w:gutter="0"/>
+      <w:pgSz w:w="12240" w:h="15840"/>
+      <w:pgMar w:top="792" w:right="936" w:bottom="792" w:left="936" w:header="720" w:footer="720" w:gutter="0"/>
       <w:cols w:space="720"/>
       <w:docGrid w:linePitch="360"/>
     </w:sectPr>

--- a/public/pitch/MyFlove_Investor_Pitch_3min_EN.docx
+++ b/public/pitch/MyFlove_Investor_Pitch_3min_EN.docx
@@ -582,7 +582,7 @@
         <w:spacing w:after="100"/>
       </w:pPr>
       <w:r>
-        <w:t>MARKET OPPORTUNITY</w:t>
+        <w:t>MARKET OPPORTUNITY — SWEDEN FIRST</w:t>
       </w:r>
     </w:p>
     <w:p>
@@ -590,7 +590,7 @@
         <w:spacing w:after="100"/>
       </w:pPr>
       <w:r>
-        <w:t>One capacity problem.Three routes to scale.</w:t>
+        <w:t>A huge everyday need. We start in Sweden.</w:t>
       </w:r>
     </w:p>
     <w:p>
@@ -598,7 +598,7 @@
         <w:spacing w:after="100"/>
       </w:pPr>
       <w:r>
-        <w:t>A scalable platform for people with high mental load and complex everyday demands.</w:t>
+        <w:t>≈500 000 children and adults in Sweden live with ADHD or autism (Socialstyrelsen). ~3% of Sweden’s adults have ADHD — most without support that fits their brain. Every diagnosis touches family, school and work — the real everyday market is far larger.</w:t>
       </w:r>
     </w:p>
     <w:p>
@@ -622,7 +622,7 @@
         <w:spacing w:after="100"/>
       </w:pPr>
       <w:r>
-        <w:t>Start here</w:t>
+        <w:t>Start here — Sweden</w:t>
       </w:r>
     </w:p>
     <w:p>
@@ -678,7 +678,7 @@
         <w:spacing w:after="100"/>
       </w:pPr>
       <w:r>
-        <w:t>External reference points: adult ADHD prevalence ≈2.58% globally (PubMed, 2021), ≈3% in Sweden (Socialstyrelsen); ADHD app market $1.9B in 2025 → $6.7B by 2033 (Grand View Research). Not MyFlove user or revenue figures.</w:t>
+        <w:t>External reference points: adult ADHD prevalence ≈2.58% globally (PubMed, 2021), ≈3% in Sweden (Socialstyrelsen). Beachhead: a strong NPF community, high trust in digital health — and a springboard to the Nordics.</w:t>
       </w:r>
     </w:p>
     <w:p>
@@ -800,7 +800,7 @@
         <w:spacing w:after="100"/>
       </w:pPr>
       <w:r>
-        <w:t>BUSINESS MODEL &amp; GO-TO-MARKET</w:t>
+        <w:t>BUSINESS MODEL &amp; GO-TO-MARKET — SWEDEN FIRST</w:t>
       </w:r>
     </w:p>
     <w:p>
@@ -808,7 +808,7 @@
         <w:spacing w:after="100"/>
       </w:pPr>
       <w:r>
-        <w:t>Prove value first. Scale second.</w:t>
+        <w:t>Prove it in Sweden. Then scale.</w:t>
       </w:r>
     </w:p>
     <w:p>
@@ -832,7 +832,7 @@
         <w:spacing w:after="100"/>
       </w:pPr>
       <w:r>
-        <w:t>Structured evidence</w:t>
+        <w:t>NPF communities &amp; families in Sweden</w:t>
       </w:r>
     </w:p>
     <w:p>
@@ -872,7 +872,7 @@
         <w:spacing w:after="100"/>
       </w:pPr>
       <w:r>
-        <w:t>B2C</w:t>
+        <w:t>B2C SWEDEN</w:t>
       </w:r>
     </w:p>
     <w:p>
@@ -880,7 +880,7 @@
         <w:spacing w:after="100"/>
       </w:pPr>
       <w:r>
-        <w:t>Free → Premium</w:t>
+        <w:t>Free → Premium, Swedish + English</w:t>
       </w:r>
     </w:p>
     <w:p>
@@ -896,7 +896,7 @@
         <w:spacing w:after="100"/>
       </w:pPr>
       <w:r>
-        <w:t>B2B / B2G</w:t>
+        <w:t>NORDICS &amp; B2B/B2G</w:t>
       </w:r>
     </w:p>
     <w:p>
@@ -904,7 +904,7 @@
         <w:spacing w:after="100"/>
       </w:pPr>
       <w:r>
-        <w:t>Scale channels</w:t>
+        <w:t>Organisations, schools &amp; municipalities</w:t>
       </w:r>
     </w:p>
     <w:p>
@@ -920,7 +920,7 @@
         <w:spacing w:after="100"/>
       </w:pPr>
       <w:r>
-        <w:t>B2C subscription first · organizational offers next · pricing validated before it is set.</w:t>
+        <w:t>B2C subscription in Sweden first · organizational offers next · pricing validated before it is set. We launch where we live — close to our users, our evidence and our first customers.</w:t>
       </w:r>
     </w:p>
     <w:p>
